--- a/downloads/student/Unit 04/Handout 04.04 - Home Energy Audit Checklist and Sample Bill.docx
+++ b/downloads/student/Unit 04/Handout 04.04 - Home Energy Audit Checklist and Sample Bill.docx
@@ -2746,7 +2746,7 @@
         <w:pStyle w:val="FirstParagraph"/>
       </w:pPr>
       <w:r>
-        <w:t xml:space="preserve">Twelve fixes with a cost and an estimated saving per year. Cross out the two that cost more than $50. Rank the other ten by savings, highest first. For the three that cost money, compute payback: cost divided by savings = years.</w:t>
+        <w:t xml:space="preserve">Twelve fixes with a cost and an estimated saving per year. Cross out the two that cost more than $50. Rank the other ten by savings, highest first. For the five that cost money, compute payback: cost divided by savings = years.</w:t>
       </w:r>
     </w:p>
     <w:tbl>
